--- a/mal/Vedlegg-5-Utfyllende-opplysninger.docx
+++ b/mal/Vedlegg-5-Utfyllende-opplysninger.docx
@@ -4,6 +4,7 @@
   <w:body>
     <w:p>
       <w:pPr>
+        <w:keepNext/>
         <w:spacing w:after="60" w:before="0"/>
       </w:pPr>
       <w:r>
@@ -21,6 +22,7 @@
     </w:p>
     <w:p>
       <w:pPr>
+        <w:keepNext/>
         <w:pBdr>
           <w:bottom w:val="single" w:color="1A1A1A" w:sz="6"/>
         </w:pBdr>
@@ -66,6 +68,7 @@
     <w:p>
       <w:pPr>
         <w:pStyle w:val="Heading3"/>
+        <w:keepNext/>
         <w:spacing w:after="100" w:before="240"/>
       </w:pPr>
       <w:r>
@@ -115,6 +118,7 @@
     <w:p>
       <w:pPr>
         <w:pStyle w:val="Heading3"/>
+        <w:keepNext/>
         <w:spacing w:after="100" w:before="240"/>
       </w:pPr>
       <w:r>
@@ -164,6 +168,7 @@
     <w:p>
       <w:pPr>
         <w:pStyle w:val="Heading3"/>
+        <w:keepNext/>
         <w:spacing w:after="100" w:before="240"/>
       </w:pPr>
       <w:r>
@@ -215,6 +220,7 @@
     </w:p>
     <w:p>
       <w:pPr>
+        <w:keepNext/>
         <w:spacing w:after="60" w:before="0"/>
       </w:pPr>
       <w:r>
@@ -232,6 +238,7 @@
     </w:p>
     <w:p>
       <w:pPr>
+        <w:keepNext/>
         <w:pBdr>
           <w:bottom w:val="single" w:color="1A1A1A" w:sz="6"/>
         </w:pBdr>
@@ -244,6 +251,7 @@
     <w:p>
       <w:pPr>
         <w:pStyle w:val="Heading2"/>
+        <w:keepNext/>
         <w:spacing w:after="160" w:before="320"/>
       </w:pPr>
       <w:r>
@@ -272,6 +280,7 @@
     <w:p>
       <w:pPr>
         <w:pStyle w:val="Heading3"/>
+        <w:keepNext/>
         <w:spacing w:after="100" w:before="240"/>
       </w:pPr>
       <w:r>
@@ -299,18 +308,19 @@
         </w:tblBorders>
       </w:tblPr>
       <w:tblGrid>
-        <w:gridCol w:w="675"/>
-        <w:gridCol w:w="4819"/>
+        <w:gridCol w:w="1060"/>
+        <w:gridCol w:w="4433"/>
         <w:gridCol w:w="1253"/>
-        <w:gridCol w:w="2891"/>
+        <w:gridCol w:w="2892"/>
       </w:tblGrid>
       <w:tr>
         <w:trPr>
+          <w:cantSplit/>
           <w:tblHeader/>
         </w:trPr>
         <w:tc>
           <w:tcPr>
-            <w:tcW w:type="dxa" w:w="675"/>
+            <w:tcW w:type="dxa" w:w="1060"/>
             <w:shd w:fill="F2F0ED" w:color="auto" w:val="clear"/>
             <w:tcMar>
               <w:top w:type="dxa" w:w="70"/>
@@ -338,7 +348,7 @@
         </w:tc>
         <w:tc>
           <w:tcPr>
-            <w:tcW w:type="dxa" w:w="4819"/>
+            <w:tcW w:type="dxa" w:w="4433"/>
             <w:shd w:fill="F2F0ED" w:color="auto" w:val="clear"/>
             <w:tcMar>
               <w:top w:type="dxa" w:w="70"/>
@@ -394,7 +404,7 @@
         </w:tc>
         <w:tc>
           <w:tcPr>
-            <w:tcW w:type="dxa" w:w="2891"/>
+            <w:tcW w:type="dxa" w:w="2892"/>
             <w:shd w:fill="F2F0ED" w:color="auto" w:val="clear"/>
             <w:tcMar>
               <w:top w:type="dxa" w:w="70"/>
@@ -422,9 +432,13 @@
         </w:tc>
       </w:tr>
       <w:tr>
-        <w:tc>
-          <w:tcPr>
-            <w:tcW w:type="dxa" w:w="675"/>
+        <w:trPr>
+          <w:cantSplit/>
+          <w:trHeight w:val="420" w:hRule="atLeast"/>
+        </w:trPr>
+        <w:tc>
+          <w:tcPr>
+            <w:tcW w:type="dxa" w:w="1060"/>
             <w:tcMar>
               <w:top w:type="dxa" w:w="70"/>
               <w:bottom w:type="dxa" w:w="70"/>
@@ -450,7 +464,7 @@
         </w:tc>
         <w:tc>
           <w:tcPr>
-            <w:tcW w:type="dxa" w:w="4819"/>
+            <w:tcW w:type="dxa" w:w="4433"/>
             <w:tcMar>
               <w:top w:type="dxa" w:w="70"/>
               <w:bottom w:type="dxa" w:w="70"/>
@@ -502,7 +516,7 @@
         </w:tc>
         <w:tc>
           <w:tcPr>
-            <w:tcW w:type="dxa" w:w="2891"/>
+            <w:tcW w:type="dxa" w:w="2892"/>
             <w:tcMar>
               <w:top w:type="dxa" w:w="70"/>
               <w:bottom w:type="dxa" w:w="70"/>
@@ -528,9 +542,13 @@
         </w:tc>
       </w:tr>
       <w:tr>
-        <w:tc>
-          <w:tcPr>
-            <w:tcW w:type="dxa" w:w="675"/>
+        <w:trPr>
+          <w:cantSplit/>
+          <w:trHeight w:val="420" w:hRule="atLeast"/>
+        </w:trPr>
+        <w:tc>
+          <w:tcPr>
+            <w:tcW w:type="dxa" w:w="1060"/>
             <w:tcMar>
               <w:top w:type="dxa" w:w="70"/>
               <w:bottom w:type="dxa" w:w="70"/>
@@ -556,7 +574,7 @@
         </w:tc>
         <w:tc>
           <w:tcPr>
-            <w:tcW w:type="dxa" w:w="4819"/>
+            <w:tcW w:type="dxa" w:w="4433"/>
             <w:tcMar>
               <w:top w:type="dxa" w:w="70"/>
               <w:bottom w:type="dxa" w:w="70"/>
@@ -608,7 +626,7 @@
         </w:tc>
         <w:tc>
           <w:tcPr>
-            <w:tcW w:type="dxa" w:w="2891"/>
+            <w:tcW w:type="dxa" w:w="2892"/>
             <w:tcMar>
               <w:top w:type="dxa" w:w="70"/>
               <w:bottom w:type="dxa" w:w="70"/>
@@ -634,9 +652,13 @@
         </w:tc>
       </w:tr>
       <w:tr>
-        <w:tc>
-          <w:tcPr>
-            <w:tcW w:type="dxa" w:w="675"/>
+        <w:trPr>
+          <w:cantSplit/>
+          <w:trHeight w:val="420" w:hRule="atLeast"/>
+        </w:trPr>
+        <w:tc>
+          <w:tcPr>
+            <w:tcW w:type="dxa" w:w="1060"/>
             <w:tcMar>
               <w:top w:type="dxa" w:w="70"/>
               <w:bottom w:type="dxa" w:w="70"/>
@@ -662,7 +684,7 @@
         </w:tc>
         <w:tc>
           <w:tcPr>
-            <w:tcW w:type="dxa" w:w="4819"/>
+            <w:tcW w:type="dxa" w:w="4433"/>
             <w:tcMar>
               <w:top w:type="dxa" w:w="70"/>
               <w:bottom w:type="dxa" w:w="70"/>
@@ -714,7 +736,7 @@
         </w:tc>
         <w:tc>
           <w:tcPr>
-            <w:tcW w:type="dxa" w:w="2891"/>
+            <w:tcW w:type="dxa" w:w="2892"/>
             <w:tcMar>
               <w:top w:type="dxa" w:w="70"/>
               <w:bottom w:type="dxa" w:w="70"/>
@@ -740,9 +762,13 @@
         </w:tc>
       </w:tr>
       <w:tr>
-        <w:tc>
-          <w:tcPr>
-            <w:tcW w:type="dxa" w:w="675"/>
+        <w:trPr>
+          <w:cantSplit/>
+          <w:trHeight w:val="420" w:hRule="atLeast"/>
+        </w:trPr>
+        <w:tc>
+          <w:tcPr>
+            <w:tcW w:type="dxa" w:w="1060"/>
             <w:tcMar>
               <w:top w:type="dxa" w:w="70"/>
               <w:bottom w:type="dxa" w:w="70"/>
@@ -768,7 +794,7 @@
         </w:tc>
         <w:tc>
           <w:tcPr>
-            <w:tcW w:type="dxa" w:w="4819"/>
+            <w:tcW w:type="dxa" w:w="4433"/>
             <w:tcMar>
               <w:top w:type="dxa" w:w="70"/>
               <w:bottom w:type="dxa" w:w="70"/>
@@ -820,7 +846,7 @@
         </w:tc>
         <w:tc>
           <w:tcPr>
-            <w:tcW w:type="dxa" w:w="2891"/>
+            <w:tcW w:type="dxa" w:w="2892"/>
             <w:tcMar>
               <w:top w:type="dxa" w:w="70"/>
               <w:bottom w:type="dxa" w:w="70"/>
@@ -846,9 +872,13 @@
         </w:tc>
       </w:tr>
       <w:tr>
-        <w:tc>
-          <w:tcPr>
-            <w:tcW w:type="dxa" w:w="675"/>
+        <w:trPr>
+          <w:cantSplit/>
+          <w:trHeight w:val="420" w:hRule="atLeast"/>
+        </w:trPr>
+        <w:tc>
+          <w:tcPr>
+            <w:tcW w:type="dxa" w:w="1060"/>
             <w:tcMar>
               <w:top w:type="dxa" w:w="70"/>
               <w:bottom w:type="dxa" w:w="70"/>
@@ -874,7 +904,7 @@
         </w:tc>
         <w:tc>
           <w:tcPr>
-            <w:tcW w:type="dxa" w:w="4819"/>
+            <w:tcW w:type="dxa" w:w="4433"/>
             <w:tcMar>
               <w:top w:type="dxa" w:w="70"/>
               <w:bottom w:type="dxa" w:w="70"/>
@@ -926,7 +956,7 @@
         </w:tc>
         <w:tc>
           <w:tcPr>
-            <w:tcW w:type="dxa" w:w="2891"/>
+            <w:tcW w:type="dxa" w:w="2892"/>
             <w:tcMar>
               <w:top w:type="dxa" w:w="70"/>
               <w:bottom w:type="dxa" w:w="70"/>
@@ -952,9 +982,13 @@
         </w:tc>
       </w:tr>
       <w:tr>
-        <w:tc>
-          <w:tcPr>
-            <w:tcW w:type="dxa" w:w="675"/>
+        <w:trPr>
+          <w:cantSplit/>
+          <w:trHeight w:val="420" w:hRule="atLeast"/>
+        </w:trPr>
+        <w:tc>
+          <w:tcPr>
+            <w:tcW w:type="dxa" w:w="1060"/>
             <w:tcMar>
               <w:top w:type="dxa" w:w="70"/>
               <w:bottom w:type="dxa" w:w="70"/>
@@ -980,7 +1014,7 @@
         </w:tc>
         <w:tc>
           <w:tcPr>
-            <w:tcW w:type="dxa" w:w="4819"/>
+            <w:tcW w:type="dxa" w:w="4433"/>
             <w:tcMar>
               <w:top w:type="dxa" w:w="70"/>
               <w:bottom w:type="dxa" w:w="70"/>
@@ -1032,7 +1066,7 @@
         </w:tc>
         <w:tc>
           <w:tcPr>
-            <w:tcW w:type="dxa" w:w="2891"/>
+            <w:tcW w:type="dxa" w:w="2892"/>
             <w:tcMar>
               <w:top w:type="dxa" w:w="70"/>
               <w:bottom w:type="dxa" w:w="70"/>
@@ -1058,9 +1092,13 @@
         </w:tc>
       </w:tr>
       <w:tr>
-        <w:tc>
-          <w:tcPr>
-            <w:tcW w:type="dxa" w:w="675"/>
+        <w:trPr>
+          <w:cantSplit/>
+          <w:trHeight w:val="420" w:hRule="atLeast"/>
+        </w:trPr>
+        <w:tc>
+          <w:tcPr>
+            <w:tcW w:type="dxa" w:w="1060"/>
             <w:tcMar>
               <w:top w:type="dxa" w:w="70"/>
               <w:bottom w:type="dxa" w:w="70"/>
@@ -1086,7 +1124,7 @@
         </w:tc>
         <w:tc>
           <w:tcPr>
-            <w:tcW w:type="dxa" w:w="4819"/>
+            <w:tcW w:type="dxa" w:w="4433"/>
             <w:tcMar>
               <w:top w:type="dxa" w:w="70"/>
               <w:bottom w:type="dxa" w:w="70"/>
@@ -1138,7 +1176,7 @@
         </w:tc>
         <w:tc>
           <w:tcPr>
-            <w:tcW w:type="dxa" w:w="2891"/>
+            <w:tcW w:type="dxa" w:w="2892"/>
             <w:tcMar>
               <w:top w:type="dxa" w:w="70"/>
               <w:bottom w:type="dxa" w:w="70"/>
@@ -1164,9 +1202,13 @@
         </w:tc>
       </w:tr>
       <w:tr>
-        <w:tc>
-          <w:tcPr>
-            <w:tcW w:type="dxa" w:w="675"/>
+        <w:trPr>
+          <w:cantSplit/>
+          <w:trHeight w:val="420" w:hRule="atLeast"/>
+        </w:trPr>
+        <w:tc>
+          <w:tcPr>
+            <w:tcW w:type="dxa" w:w="1060"/>
             <w:tcMar>
               <w:top w:type="dxa" w:w="70"/>
               <w:bottom w:type="dxa" w:w="70"/>
@@ -1192,7 +1234,7 @@
         </w:tc>
         <w:tc>
           <w:tcPr>
-            <w:tcW w:type="dxa" w:w="4819"/>
+            <w:tcW w:type="dxa" w:w="4433"/>
             <w:tcMar>
               <w:top w:type="dxa" w:w="70"/>
               <w:bottom w:type="dxa" w:w="70"/>
@@ -1244,7 +1286,7 @@
         </w:tc>
         <w:tc>
           <w:tcPr>
-            <w:tcW w:type="dxa" w:w="2891"/>
+            <w:tcW w:type="dxa" w:w="2892"/>
             <w:tcMar>
               <w:top w:type="dxa" w:w="70"/>
               <w:bottom w:type="dxa" w:w="70"/>
@@ -1270,9 +1312,13 @@
         </w:tc>
       </w:tr>
       <w:tr>
-        <w:tc>
-          <w:tcPr>
-            <w:tcW w:type="dxa" w:w="675"/>
+        <w:trPr>
+          <w:cantSplit/>
+          <w:trHeight w:val="420" w:hRule="atLeast"/>
+        </w:trPr>
+        <w:tc>
+          <w:tcPr>
+            <w:tcW w:type="dxa" w:w="1060"/>
             <w:tcMar>
               <w:top w:type="dxa" w:w="70"/>
               <w:bottom w:type="dxa" w:w="70"/>
@@ -1298,7 +1344,7 @@
         </w:tc>
         <w:tc>
           <w:tcPr>
-            <w:tcW w:type="dxa" w:w="4819"/>
+            <w:tcW w:type="dxa" w:w="4433"/>
             <w:tcMar>
               <w:top w:type="dxa" w:w="70"/>
               <w:bottom w:type="dxa" w:w="70"/>
@@ -1350,7 +1396,7 @@
         </w:tc>
         <w:tc>
           <w:tcPr>
-            <w:tcW w:type="dxa" w:w="2891"/>
+            <w:tcW w:type="dxa" w:w="2892"/>
             <w:tcMar>
               <w:top w:type="dxa" w:w="70"/>
               <w:bottom w:type="dxa" w:w="70"/>
@@ -1376,9 +1422,13 @@
         </w:tc>
       </w:tr>
       <w:tr>
-        <w:tc>
-          <w:tcPr>
-            <w:tcW w:type="dxa" w:w="675"/>
+        <w:trPr>
+          <w:cantSplit/>
+          <w:trHeight w:val="420" w:hRule="atLeast"/>
+        </w:trPr>
+        <w:tc>
+          <w:tcPr>
+            <w:tcW w:type="dxa" w:w="1060"/>
             <w:tcMar>
               <w:top w:type="dxa" w:w="70"/>
               <w:bottom w:type="dxa" w:w="70"/>
@@ -1404,7 +1454,7 @@
         </w:tc>
         <w:tc>
           <w:tcPr>
-            <w:tcW w:type="dxa" w:w="4819"/>
+            <w:tcW w:type="dxa" w:w="4433"/>
             <w:tcMar>
               <w:top w:type="dxa" w:w="70"/>
               <w:bottom w:type="dxa" w:w="70"/>
@@ -1456,7 +1506,7 @@
         </w:tc>
         <w:tc>
           <w:tcPr>
-            <w:tcW w:type="dxa" w:w="2891"/>
+            <w:tcW w:type="dxa" w:w="2892"/>
             <w:tcMar>
               <w:top w:type="dxa" w:w="70"/>
               <w:bottom w:type="dxa" w:w="70"/>
@@ -1482,9 +1532,13 @@
         </w:tc>
       </w:tr>
       <w:tr>
-        <w:tc>
-          <w:tcPr>
-            <w:tcW w:type="dxa" w:w="675"/>
+        <w:trPr>
+          <w:cantSplit/>
+          <w:trHeight w:val="420" w:hRule="atLeast"/>
+        </w:trPr>
+        <w:tc>
+          <w:tcPr>
+            <w:tcW w:type="dxa" w:w="1060"/>
             <w:tcMar>
               <w:top w:type="dxa" w:w="70"/>
               <w:bottom w:type="dxa" w:w="70"/>
@@ -1510,7 +1564,7 @@
         </w:tc>
         <w:tc>
           <w:tcPr>
-            <w:tcW w:type="dxa" w:w="4819"/>
+            <w:tcW w:type="dxa" w:w="4433"/>
             <w:tcMar>
               <w:top w:type="dxa" w:w="70"/>
               <w:bottom w:type="dxa" w:w="70"/>
@@ -1562,7 +1616,7 @@
         </w:tc>
         <w:tc>
           <w:tcPr>
-            <w:tcW w:type="dxa" w:w="2891"/>
+            <w:tcW w:type="dxa" w:w="2892"/>
             <w:tcMar>
               <w:top w:type="dxa" w:w="70"/>
               <w:bottom w:type="dxa" w:w="70"/>
@@ -1588,9 +1642,13 @@
         </w:tc>
       </w:tr>
       <w:tr>
-        <w:tc>
-          <w:tcPr>
-            <w:tcW w:type="dxa" w:w="675"/>
+        <w:trPr>
+          <w:cantSplit/>
+          <w:trHeight w:val="420" w:hRule="atLeast"/>
+        </w:trPr>
+        <w:tc>
+          <w:tcPr>
+            <w:tcW w:type="dxa" w:w="1060"/>
             <w:tcMar>
               <w:top w:type="dxa" w:w="70"/>
               <w:bottom w:type="dxa" w:w="70"/>
@@ -1616,7 +1674,7 @@
         </w:tc>
         <w:tc>
           <w:tcPr>
-            <w:tcW w:type="dxa" w:w="4819"/>
+            <w:tcW w:type="dxa" w:w="4433"/>
             <w:tcMar>
               <w:top w:type="dxa" w:w="70"/>
               <w:bottom w:type="dxa" w:w="70"/>
@@ -1668,7 +1726,7 @@
         </w:tc>
         <w:tc>
           <w:tcPr>
-            <w:tcW w:type="dxa" w:w="2891"/>
+            <w:tcW w:type="dxa" w:w="2892"/>
             <w:tcMar>
               <w:top w:type="dxa" w:w="70"/>
               <w:bottom w:type="dxa" w:w="70"/>
@@ -1694,9 +1752,13 @@
         </w:tc>
       </w:tr>
       <w:tr>
-        <w:tc>
-          <w:tcPr>
-            <w:tcW w:type="dxa" w:w="675"/>
+        <w:trPr>
+          <w:cantSplit/>
+          <w:trHeight w:val="420" w:hRule="atLeast"/>
+        </w:trPr>
+        <w:tc>
+          <w:tcPr>
+            <w:tcW w:type="dxa" w:w="1060"/>
             <w:tcMar>
               <w:top w:type="dxa" w:w="70"/>
               <w:bottom w:type="dxa" w:w="70"/>
@@ -1722,7 +1784,7 @@
         </w:tc>
         <w:tc>
           <w:tcPr>
-            <w:tcW w:type="dxa" w:w="4819"/>
+            <w:tcW w:type="dxa" w:w="4433"/>
             <w:tcMar>
               <w:top w:type="dxa" w:w="70"/>
               <w:bottom w:type="dxa" w:w="70"/>
@@ -1774,7 +1836,7 @@
         </w:tc>
         <w:tc>
           <w:tcPr>
-            <w:tcW w:type="dxa" w:w="2891"/>
+            <w:tcW w:type="dxa" w:w="2892"/>
             <w:tcMar>
               <w:top w:type="dxa" w:w="70"/>
               <w:bottom w:type="dxa" w:w="70"/>
@@ -1800,9 +1862,13 @@
         </w:tc>
       </w:tr>
       <w:tr>
-        <w:tc>
-          <w:tcPr>
-            <w:tcW w:type="dxa" w:w="675"/>
+        <w:trPr>
+          <w:cantSplit/>
+          <w:trHeight w:val="420" w:hRule="atLeast"/>
+        </w:trPr>
+        <w:tc>
+          <w:tcPr>
+            <w:tcW w:type="dxa" w:w="1060"/>
             <w:tcMar>
               <w:top w:type="dxa" w:w="70"/>
               <w:bottom w:type="dxa" w:w="70"/>
@@ -1828,7 +1894,7 @@
         </w:tc>
         <w:tc>
           <w:tcPr>
-            <w:tcW w:type="dxa" w:w="4819"/>
+            <w:tcW w:type="dxa" w:w="4433"/>
             <w:tcMar>
               <w:top w:type="dxa" w:w="70"/>
               <w:bottom w:type="dxa" w:w="70"/>
@@ -1880,7 +1946,7 @@
         </w:tc>
         <w:tc>
           <w:tcPr>
-            <w:tcW w:type="dxa" w:w="2891"/>
+            <w:tcW w:type="dxa" w:w="2892"/>
             <w:tcMar>
               <w:top w:type="dxa" w:w="70"/>
               <w:bottom w:type="dxa" w:w="70"/>
@@ -1909,6 +1975,7 @@
     <w:p>
       <w:pPr>
         <w:pStyle w:val="Heading3"/>
+        <w:keepNext/>
         <w:spacing w:after="100" w:before="240"/>
       </w:pPr>
       <w:r>
@@ -1941,6 +2008,7 @@
       </w:tblGrid>
       <w:tr>
         <w:trPr>
+          <w:cantSplit/>
           <w:tblHeader/>
         </w:trPr>
         <w:tc>
@@ -2001,6 +2069,10 @@
         </w:tc>
       </w:tr>
       <w:tr>
+        <w:trPr>
+          <w:cantSplit/>
+          <w:trHeight w:val="420" w:hRule="atLeast"/>
+        </w:trPr>
         <w:tc>
           <w:tcPr>
             <w:tcW w:type="dxa" w:w="3855"/>
@@ -2055,6 +2127,10 @@
         </w:tc>
       </w:tr>
       <w:tr>
+        <w:trPr>
+          <w:cantSplit/>
+          <w:trHeight w:val="420" w:hRule="atLeast"/>
+        </w:trPr>
         <w:tc>
           <w:tcPr>
             <w:tcW w:type="dxa" w:w="3855"/>
@@ -2109,6 +2185,10 @@
         </w:tc>
       </w:tr>
       <w:tr>
+        <w:trPr>
+          <w:cantSplit/>
+          <w:trHeight w:val="420" w:hRule="atLeast"/>
+        </w:trPr>
         <w:tc>
           <w:tcPr>
             <w:tcW w:type="dxa" w:w="3855"/>
@@ -2163,6 +2243,10 @@
         </w:tc>
       </w:tr>
       <w:tr>
+        <w:trPr>
+          <w:cantSplit/>
+          <w:trHeight w:val="420" w:hRule="atLeast"/>
+        </w:trPr>
         <w:tc>
           <w:tcPr>
             <w:tcW w:type="dxa" w:w="3855"/>
@@ -2220,6 +2304,7 @@
     <w:p>
       <w:pPr>
         <w:pStyle w:val="Heading3"/>
+        <w:keepNext/>
         <w:spacing w:after="100" w:before="240"/>
       </w:pPr>
       <w:r>
@@ -2252,6 +2337,7 @@
       </w:tblGrid>
       <w:tr>
         <w:trPr>
+          <w:cantSplit/>
           <w:tblHeader/>
         </w:trPr>
         <w:tc>
@@ -2312,6 +2398,10 @@
         </w:tc>
       </w:tr>
       <w:tr>
+        <w:trPr>
+          <w:cantSplit/>
+          <w:trHeight w:val="420" w:hRule="atLeast"/>
+        </w:trPr>
         <w:tc>
           <w:tcPr>
             <w:tcW w:type="dxa" w:w="3855"/>
@@ -2366,6 +2456,10 @@
         </w:tc>
       </w:tr>
       <w:tr>
+        <w:trPr>
+          <w:cantSplit/>
+          <w:trHeight w:val="420" w:hRule="atLeast"/>
+        </w:trPr>
         <w:tc>
           <w:tcPr>
             <w:tcW w:type="dxa" w:w="3855"/>
@@ -2420,6 +2514,10 @@
         </w:tc>
       </w:tr>
       <w:tr>
+        <w:trPr>
+          <w:cantSplit/>
+          <w:trHeight w:val="420" w:hRule="atLeast"/>
+        </w:trPr>
         <w:tc>
           <w:tcPr>
             <w:tcW w:type="dxa" w:w="3855"/>
@@ -2474,6 +2572,10 @@
         </w:tc>
       </w:tr>
       <w:tr>
+        <w:trPr>
+          <w:cantSplit/>
+          <w:trHeight w:val="420" w:hRule="atLeast"/>
+        </w:trPr>
         <w:tc>
           <w:tcPr>
             <w:tcW w:type="dxa" w:w="3855"/>
@@ -2531,6 +2633,7 @@
     <w:p>
       <w:pPr>
         <w:pStyle w:val="Heading3"/>
+        <w:keepNext/>
         <w:spacing w:after="100" w:before="240"/>
       </w:pPr>
       <w:r>
@@ -2559,12 +2662,13 @@
       </w:tblPr>
       <w:tblGrid>
         <w:gridCol w:w="2506"/>
-        <w:gridCol w:w="1542"/>
-        <w:gridCol w:w="3181"/>
-        <w:gridCol w:w="2409"/>
+        <w:gridCol w:w="1638"/>
+        <w:gridCol w:w="3084"/>
+        <w:gridCol w:w="2410"/>
       </w:tblGrid>
       <w:tr>
         <w:trPr>
+          <w:cantSplit/>
           <w:tblHeader/>
         </w:trPr>
         <w:tc>
@@ -2597,7 +2701,7 @@
         </w:tc>
         <w:tc>
           <w:tcPr>
-            <w:tcW w:type="dxa" w:w="1542"/>
+            <w:tcW w:type="dxa" w:w="1638"/>
             <w:shd w:fill="F2F0ED" w:color="auto" w:val="clear"/>
             <w:tcMar>
               <w:top w:type="dxa" w:w="70"/>
@@ -2619,13 +2723,13 @@
                 <w:sz w:val="14"/>
                 <w:szCs w:val="14"/>
               </w:rPr>
-              <w:t xml:space="preserve">GÅR UTOVER KRAV</w:t>
-            </w:r>
-          </w:p>
-        </w:tc>
-        <w:tc>
-          <w:tcPr>
-            <w:tcW w:type="dxa" w:w="3181"/>
+              <w:t xml:space="preserve">GÅR UTOVER</w:t>
+            </w:r>
+          </w:p>
+        </w:tc>
+        <w:tc>
+          <w:tcPr>
+            <w:tcW w:type="dxa" w:w="3084"/>
             <w:shd w:fill="F2F0ED" w:color="auto" w:val="clear"/>
             <w:tcMar>
               <w:top w:type="dxa" w:w="70"/>
@@ -2653,7 +2757,7 @@
         </w:tc>
         <w:tc>
           <w:tcPr>
-            <w:tcW w:type="dxa" w:w="2409"/>
+            <w:tcW w:type="dxa" w:w="2410"/>
             <w:shd w:fill="F2F0ED" w:color="auto" w:val="clear"/>
             <w:tcMar>
               <w:top w:type="dxa" w:w="70"/>
@@ -2681,6 +2785,10 @@
         </w:tc>
       </w:tr>
       <w:tr>
+        <w:trPr>
+          <w:cantSplit/>
+          <w:trHeight w:val="420" w:hRule="atLeast"/>
+        </w:trPr>
         <w:tc>
           <w:tcPr>
             <w:tcW w:type="dxa" w:w="2506"/>
@@ -2709,59 +2817,59 @@
         </w:tc>
         <w:tc>
           <w:tcPr>
-            <w:tcW w:type="dxa" w:w="1542"/>
-            <w:tcMar>
-              <w:top w:type="dxa" w:w="70"/>
-              <w:bottom w:type="dxa" w:w="70"/>
-              <w:right w:type="dxa" w:w="120"/>
-            </w:tcMar>
-          </w:tcPr>
-          <w:p>
-            <w:pPr>
-              <w:spacing w:after="0" w:before="0"/>
-            </w:pPr>
-            <w:r>
-              <w:rPr>
-                <w:rFonts w:ascii="Arial" w:cs="Arial" w:eastAsia="Arial" w:hAnsi="Arial"/>
-                <w:b w:val="false"/>
-                <w:bCs w:val="false"/>
-                <w:color w:val="1A1A1A"/>
-                <w:sz w:val="19"/>
-                <w:szCs w:val="19"/>
-              </w:rPr>
-              <w:t xml:space="preserve"/>
-            </w:r>
-          </w:p>
-        </w:tc>
-        <w:tc>
-          <w:tcPr>
-            <w:tcW w:type="dxa" w:w="3181"/>
-            <w:tcMar>
-              <w:top w:type="dxa" w:w="70"/>
-              <w:bottom w:type="dxa" w:w="70"/>
-              <w:right w:type="dxa" w:w="120"/>
-            </w:tcMar>
-          </w:tcPr>
-          <w:p>
-            <w:pPr>
-              <w:spacing w:after="0" w:before="0"/>
-            </w:pPr>
-            <w:r>
-              <w:rPr>
-                <w:rFonts w:ascii="Arial" w:cs="Arial" w:eastAsia="Arial" w:hAnsi="Arial"/>
-                <w:b w:val="false"/>
-                <w:bCs w:val="false"/>
-                <w:color w:val="1A1A1A"/>
-                <w:sz w:val="19"/>
-                <w:szCs w:val="19"/>
-              </w:rPr>
-              <w:t xml:space="preserve"/>
-            </w:r>
-          </w:p>
-        </w:tc>
-        <w:tc>
-          <w:tcPr>
-            <w:tcW w:type="dxa" w:w="2409"/>
+            <w:tcW w:type="dxa" w:w="1638"/>
+            <w:tcMar>
+              <w:top w:type="dxa" w:w="70"/>
+              <w:bottom w:type="dxa" w:w="70"/>
+              <w:right w:type="dxa" w:w="120"/>
+            </w:tcMar>
+          </w:tcPr>
+          <w:p>
+            <w:pPr>
+              <w:spacing w:after="0" w:before="0"/>
+            </w:pPr>
+            <w:r>
+              <w:rPr>
+                <w:rFonts w:ascii="Arial" w:cs="Arial" w:eastAsia="Arial" w:hAnsi="Arial"/>
+                <w:b w:val="false"/>
+                <w:bCs w:val="false"/>
+                <w:color w:val="1A1A1A"/>
+                <w:sz w:val="19"/>
+                <w:szCs w:val="19"/>
+              </w:rPr>
+              <w:t xml:space="preserve"/>
+            </w:r>
+          </w:p>
+        </w:tc>
+        <w:tc>
+          <w:tcPr>
+            <w:tcW w:type="dxa" w:w="3084"/>
+            <w:tcMar>
+              <w:top w:type="dxa" w:w="70"/>
+              <w:bottom w:type="dxa" w:w="70"/>
+              <w:right w:type="dxa" w:w="120"/>
+            </w:tcMar>
+          </w:tcPr>
+          <w:p>
+            <w:pPr>
+              <w:spacing w:after="0" w:before="0"/>
+            </w:pPr>
+            <w:r>
+              <w:rPr>
+                <w:rFonts w:ascii="Arial" w:cs="Arial" w:eastAsia="Arial" w:hAnsi="Arial"/>
+                <w:b w:val="false"/>
+                <w:bCs w:val="false"/>
+                <w:color w:val="1A1A1A"/>
+                <w:sz w:val="19"/>
+                <w:szCs w:val="19"/>
+              </w:rPr>
+              <w:t xml:space="preserve"/>
+            </w:r>
+          </w:p>
+        </w:tc>
+        <w:tc>
+          <w:tcPr>
+            <w:tcW w:type="dxa" w:w="2410"/>
             <w:tcMar>
               <w:top w:type="dxa" w:w="70"/>
               <w:bottom w:type="dxa" w:w="70"/>
@@ -2787,6 +2895,10 @@
         </w:tc>
       </w:tr>
       <w:tr>
+        <w:trPr>
+          <w:cantSplit/>
+          <w:trHeight w:val="420" w:hRule="atLeast"/>
+        </w:trPr>
         <w:tc>
           <w:tcPr>
             <w:tcW w:type="dxa" w:w="2506"/>
@@ -2815,59 +2927,59 @@
         </w:tc>
         <w:tc>
           <w:tcPr>
-            <w:tcW w:type="dxa" w:w="1542"/>
-            <w:tcMar>
-              <w:top w:type="dxa" w:w="70"/>
-              <w:bottom w:type="dxa" w:w="70"/>
-              <w:right w:type="dxa" w:w="120"/>
-            </w:tcMar>
-          </w:tcPr>
-          <w:p>
-            <w:pPr>
-              <w:spacing w:after="0" w:before="0"/>
-            </w:pPr>
-            <w:r>
-              <w:rPr>
-                <w:rFonts w:ascii="Arial" w:cs="Arial" w:eastAsia="Arial" w:hAnsi="Arial"/>
-                <w:b w:val="false"/>
-                <w:bCs w:val="false"/>
-                <w:color w:val="1A1A1A"/>
-                <w:sz w:val="19"/>
-                <w:szCs w:val="19"/>
-              </w:rPr>
-              <w:t xml:space="preserve"/>
-            </w:r>
-          </w:p>
-        </w:tc>
-        <w:tc>
-          <w:tcPr>
-            <w:tcW w:type="dxa" w:w="3181"/>
-            <w:tcMar>
-              <w:top w:type="dxa" w:w="70"/>
-              <w:bottom w:type="dxa" w:w="70"/>
-              <w:right w:type="dxa" w:w="120"/>
-            </w:tcMar>
-          </w:tcPr>
-          <w:p>
-            <w:pPr>
-              <w:spacing w:after="0" w:before="0"/>
-            </w:pPr>
-            <w:r>
-              <w:rPr>
-                <w:rFonts w:ascii="Arial" w:cs="Arial" w:eastAsia="Arial" w:hAnsi="Arial"/>
-                <w:b w:val="false"/>
-                <w:bCs w:val="false"/>
-                <w:color w:val="1A1A1A"/>
-                <w:sz w:val="19"/>
-                <w:szCs w:val="19"/>
-              </w:rPr>
-              <w:t xml:space="preserve"/>
-            </w:r>
-          </w:p>
-        </w:tc>
-        <w:tc>
-          <w:tcPr>
-            <w:tcW w:type="dxa" w:w="2409"/>
+            <w:tcW w:type="dxa" w:w="1638"/>
+            <w:tcMar>
+              <w:top w:type="dxa" w:w="70"/>
+              <w:bottom w:type="dxa" w:w="70"/>
+              <w:right w:type="dxa" w:w="120"/>
+            </w:tcMar>
+          </w:tcPr>
+          <w:p>
+            <w:pPr>
+              <w:spacing w:after="0" w:before="0"/>
+            </w:pPr>
+            <w:r>
+              <w:rPr>
+                <w:rFonts w:ascii="Arial" w:cs="Arial" w:eastAsia="Arial" w:hAnsi="Arial"/>
+                <w:b w:val="false"/>
+                <w:bCs w:val="false"/>
+                <w:color w:val="1A1A1A"/>
+                <w:sz w:val="19"/>
+                <w:szCs w:val="19"/>
+              </w:rPr>
+              <w:t xml:space="preserve"/>
+            </w:r>
+          </w:p>
+        </w:tc>
+        <w:tc>
+          <w:tcPr>
+            <w:tcW w:type="dxa" w:w="3084"/>
+            <w:tcMar>
+              <w:top w:type="dxa" w:w="70"/>
+              <w:bottom w:type="dxa" w:w="70"/>
+              <w:right w:type="dxa" w:w="120"/>
+            </w:tcMar>
+          </w:tcPr>
+          <w:p>
+            <w:pPr>
+              <w:spacing w:after="0" w:before="0"/>
+            </w:pPr>
+            <w:r>
+              <w:rPr>
+                <w:rFonts w:ascii="Arial" w:cs="Arial" w:eastAsia="Arial" w:hAnsi="Arial"/>
+                <w:b w:val="false"/>
+                <w:bCs w:val="false"/>
+                <w:color w:val="1A1A1A"/>
+                <w:sz w:val="19"/>
+                <w:szCs w:val="19"/>
+              </w:rPr>
+              <w:t xml:space="preserve"/>
+            </w:r>
+          </w:p>
+        </w:tc>
+        <w:tc>
+          <w:tcPr>
+            <w:tcW w:type="dxa" w:w="2410"/>
             <w:tcMar>
               <w:top w:type="dxa" w:w="70"/>
               <w:bottom w:type="dxa" w:w="70"/>
@@ -2893,6 +3005,10 @@
         </w:tc>
       </w:tr>
       <w:tr>
+        <w:trPr>
+          <w:cantSplit/>
+          <w:trHeight w:val="420" w:hRule="atLeast"/>
+        </w:trPr>
         <w:tc>
           <w:tcPr>
             <w:tcW w:type="dxa" w:w="2506"/>
@@ -2921,59 +3037,59 @@
         </w:tc>
         <w:tc>
           <w:tcPr>
-            <w:tcW w:type="dxa" w:w="1542"/>
-            <w:tcMar>
-              <w:top w:type="dxa" w:w="70"/>
-              <w:bottom w:type="dxa" w:w="70"/>
-              <w:right w:type="dxa" w:w="120"/>
-            </w:tcMar>
-          </w:tcPr>
-          <w:p>
-            <w:pPr>
-              <w:spacing w:after="0" w:before="0"/>
-            </w:pPr>
-            <w:r>
-              <w:rPr>
-                <w:rFonts w:ascii="Arial" w:cs="Arial" w:eastAsia="Arial" w:hAnsi="Arial"/>
-                <w:b w:val="false"/>
-                <w:bCs w:val="false"/>
-                <w:color w:val="1A1A1A"/>
-                <w:sz w:val="19"/>
-                <w:szCs w:val="19"/>
-              </w:rPr>
-              <w:t xml:space="preserve"/>
-            </w:r>
-          </w:p>
-        </w:tc>
-        <w:tc>
-          <w:tcPr>
-            <w:tcW w:type="dxa" w:w="3181"/>
-            <w:tcMar>
-              <w:top w:type="dxa" w:w="70"/>
-              <w:bottom w:type="dxa" w:w="70"/>
-              <w:right w:type="dxa" w:w="120"/>
-            </w:tcMar>
-          </w:tcPr>
-          <w:p>
-            <w:pPr>
-              <w:spacing w:after="0" w:before="0"/>
-            </w:pPr>
-            <w:r>
-              <w:rPr>
-                <w:rFonts w:ascii="Arial" w:cs="Arial" w:eastAsia="Arial" w:hAnsi="Arial"/>
-                <w:b w:val="false"/>
-                <w:bCs w:val="false"/>
-                <w:color w:val="1A1A1A"/>
-                <w:sz w:val="19"/>
-                <w:szCs w:val="19"/>
-              </w:rPr>
-              <w:t xml:space="preserve"/>
-            </w:r>
-          </w:p>
-        </w:tc>
-        <w:tc>
-          <w:tcPr>
-            <w:tcW w:type="dxa" w:w="2409"/>
+            <w:tcW w:type="dxa" w:w="1638"/>
+            <w:tcMar>
+              <w:top w:type="dxa" w:w="70"/>
+              <w:bottom w:type="dxa" w:w="70"/>
+              <w:right w:type="dxa" w:w="120"/>
+            </w:tcMar>
+          </w:tcPr>
+          <w:p>
+            <w:pPr>
+              <w:spacing w:after="0" w:before="0"/>
+            </w:pPr>
+            <w:r>
+              <w:rPr>
+                <w:rFonts w:ascii="Arial" w:cs="Arial" w:eastAsia="Arial" w:hAnsi="Arial"/>
+                <w:b w:val="false"/>
+                <w:bCs w:val="false"/>
+                <w:color w:val="1A1A1A"/>
+                <w:sz w:val="19"/>
+                <w:szCs w:val="19"/>
+              </w:rPr>
+              <w:t xml:space="preserve"/>
+            </w:r>
+          </w:p>
+        </w:tc>
+        <w:tc>
+          <w:tcPr>
+            <w:tcW w:type="dxa" w:w="3084"/>
+            <w:tcMar>
+              <w:top w:type="dxa" w:w="70"/>
+              <w:bottom w:type="dxa" w:w="70"/>
+              <w:right w:type="dxa" w:w="120"/>
+            </w:tcMar>
+          </w:tcPr>
+          <w:p>
+            <w:pPr>
+              <w:spacing w:after="0" w:before="0"/>
+            </w:pPr>
+            <w:r>
+              <w:rPr>
+                <w:rFonts w:ascii="Arial" w:cs="Arial" w:eastAsia="Arial" w:hAnsi="Arial"/>
+                <w:b w:val="false"/>
+                <w:bCs w:val="false"/>
+                <w:color w:val="1A1A1A"/>
+                <w:sz w:val="19"/>
+                <w:szCs w:val="19"/>
+              </w:rPr>
+              <w:t xml:space="preserve"/>
+            </w:r>
+          </w:p>
+        </w:tc>
+        <w:tc>
+          <w:tcPr>
+            <w:tcW w:type="dxa" w:w="2410"/>
             <w:tcMar>
               <w:top w:type="dxa" w:w="70"/>
               <w:bottom w:type="dxa" w:w="70"/>
@@ -2999,6 +3115,10 @@
         </w:tc>
       </w:tr>
       <w:tr>
+        <w:trPr>
+          <w:cantSplit/>
+          <w:trHeight w:val="420" w:hRule="atLeast"/>
+        </w:trPr>
         <w:tc>
           <w:tcPr>
             <w:tcW w:type="dxa" w:w="2506"/>
@@ -3027,165 +3147,59 @@
         </w:tc>
         <w:tc>
           <w:tcPr>
-            <w:tcW w:type="dxa" w:w="1542"/>
-            <w:tcMar>
-              <w:top w:type="dxa" w:w="70"/>
-              <w:bottom w:type="dxa" w:w="70"/>
-              <w:right w:type="dxa" w:w="120"/>
-            </w:tcMar>
-          </w:tcPr>
-          <w:p>
-            <w:pPr>
-              <w:spacing w:after="0" w:before="0"/>
-            </w:pPr>
-            <w:r>
-              <w:rPr>
-                <w:rFonts w:ascii="Arial" w:cs="Arial" w:eastAsia="Arial" w:hAnsi="Arial"/>
-                <w:b w:val="false"/>
-                <w:bCs w:val="false"/>
-                <w:color w:val="1A1A1A"/>
-                <w:sz w:val="19"/>
-                <w:szCs w:val="19"/>
-              </w:rPr>
-              <w:t xml:space="preserve"/>
-            </w:r>
-          </w:p>
-        </w:tc>
-        <w:tc>
-          <w:tcPr>
-            <w:tcW w:type="dxa" w:w="3181"/>
-            <w:tcMar>
-              <w:top w:type="dxa" w:w="70"/>
-              <w:bottom w:type="dxa" w:w="70"/>
-              <w:right w:type="dxa" w:w="120"/>
-            </w:tcMar>
-          </w:tcPr>
-          <w:p>
-            <w:pPr>
-              <w:spacing w:after="0" w:before="0"/>
-            </w:pPr>
-            <w:r>
-              <w:rPr>
-                <w:rFonts w:ascii="Arial" w:cs="Arial" w:eastAsia="Arial" w:hAnsi="Arial"/>
-                <w:b w:val="false"/>
-                <w:bCs w:val="false"/>
-                <w:color w:val="1A1A1A"/>
-                <w:sz w:val="19"/>
-                <w:szCs w:val="19"/>
-              </w:rPr>
-              <w:t xml:space="preserve"/>
-            </w:r>
-          </w:p>
-        </w:tc>
-        <w:tc>
-          <w:tcPr>
-            <w:tcW w:type="dxa" w:w="2409"/>
-            <w:tcMar>
-              <w:top w:type="dxa" w:w="70"/>
-              <w:bottom w:type="dxa" w:w="70"/>
-              <w:right w:type="dxa" w:w="120"/>
-            </w:tcMar>
-          </w:tcPr>
-          <w:p>
-            <w:pPr>
-              <w:spacing w:after="0" w:before="0"/>
-            </w:pPr>
-            <w:r>
-              <w:rPr>
-                <w:rFonts w:ascii="Arial" w:cs="Arial" w:eastAsia="Arial" w:hAnsi="Arial"/>
-                <w:b w:val="false"/>
-                <w:bCs w:val="false"/>
-                <w:color w:val="1A1A1A"/>
-                <w:sz w:val="19"/>
-                <w:szCs w:val="19"/>
-              </w:rPr>
-              <w:t xml:space="preserve"/>
-            </w:r>
-          </w:p>
-        </w:tc>
-      </w:tr>
-      <w:tr>
-        <w:tc>
-          <w:tcPr>
-            <w:tcW w:type="dxa" w:w="2506"/>
-            <w:tcMar>
-              <w:top w:type="dxa" w:w="70"/>
-              <w:bottom w:type="dxa" w:w="70"/>
-              <w:right w:type="dxa" w:w="120"/>
-            </w:tcMar>
-          </w:tcPr>
-          <w:p>
-            <w:pPr>
-              <w:spacing w:after="0" w:before="0"/>
-            </w:pPr>
-            <w:r>
-              <w:rPr>
-                <w:rFonts w:ascii="Arial" w:cs="Arial" w:eastAsia="Arial" w:hAnsi="Arial"/>
-                <w:b w:val="false"/>
-                <w:bCs w:val="false"/>
-                <w:color w:val="1A1A1A"/>
-                <w:sz w:val="19"/>
-                <w:szCs w:val="19"/>
-              </w:rPr>
-              <w:t xml:space="preserve"/>
-            </w:r>
-          </w:p>
-        </w:tc>
-        <w:tc>
-          <w:tcPr>
-            <w:tcW w:type="dxa" w:w="1542"/>
-            <w:tcMar>
-              <w:top w:type="dxa" w:w="70"/>
-              <w:bottom w:type="dxa" w:w="70"/>
-              <w:right w:type="dxa" w:w="120"/>
-            </w:tcMar>
-          </w:tcPr>
-          <w:p>
-            <w:pPr>
-              <w:spacing w:after="0" w:before="0"/>
-            </w:pPr>
-            <w:r>
-              <w:rPr>
-                <w:rFonts w:ascii="Arial" w:cs="Arial" w:eastAsia="Arial" w:hAnsi="Arial"/>
-                <w:b w:val="false"/>
-                <w:bCs w:val="false"/>
-                <w:color w:val="1A1A1A"/>
-                <w:sz w:val="19"/>
-                <w:szCs w:val="19"/>
-              </w:rPr>
-              <w:t xml:space="preserve"/>
-            </w:r>
-          </w:p>
-        </w:tc>
-        <w:tc>
-          <w:tcPr>
-            <w:tcW w:type="dxa" w:w="3181"/>
-            <w:tcMar>
-              <w:top w:type="dxa" w:w="70"/>
-              <w:bottom w:type="dxa" w:w="70"/>
-              <w:right w:type="dxa" w:w="120"/>
-            </w:tcMar>
-          </w:tcPr>
-          <w:p>
-            <w:pPr>
-              <w:spacing w:after="0" w:before="0"/>
-            </w:pPr>
-            <w:r>
-              <w:rPr>
-                <w:rFonts w:ascii="Arial" w:cs="Arial" w:eastAsia="Arial" w:hAnsi="Arial"/>
-                <w:b w:val="false"/>
-                <w:bCs w:val="false"/>
-                <w:color w:val="1A1A1A"/>
-                <w:sz w:val="19"/>
-                <w:szCs w:val="19"/>
-              </w:rPr>
-              <w:t xml:space="preserve"/>
-            </w:r>
-          </w:p>
-        </w:tc>
-        <w:tc>
-          <w:tcPr>
-            <w:tcW w:type="dxa" w:w="2409"/>
+            <w:tcW w:type="dxa" w:w="1638"/>
+            <w:tcMar>
+              <w:top w:type="dxa" w:w="70"/>
+              <w:bottom w:type="dxa" w:w="70"/>
+              <w:right w:type="dxa" w:w="120"/>
+            </w:tcMar>
+          </w:tcPr>
+          <w:p>
+            <w:pPr>
+              <w:spacing w:after="0" w:before="0"/>
+            </w:pPr>
+            <w:r>
+              <w:rPr>
+                <w:rFonts w:ascii="Arial" w:cs="Arial" w:eastAsia="Arial" w:hAnsi="Arial"/>
+                <w:b w:val="false"/>
+                <w:bCs w:val="false"/>
+                <w:color w:val="1A1A1A"/>
+                <w:sz w:val="19"/>
+                <w:szCs w:val="19"/>
+              </w:rPr>
+              <w:t xml:space="preserve"/>
+            </w:r>
+          </w:p>
+        </w:tc>
+        <w:tc>
+          <w:tcPr>
+            <w:tcW w:type="dxa" w:w="3084"/>
+            <w:tcMar>
+              <w:top w:type="dxa" w:w="70"/>
+              <w:bottom w:type="dxa" w:w="70"/>
+              <w:right w:type="dxa" w:w="120"/>
+            </w:tcMar>
+          </w:tcPr>
+          <w:p>
+            <w:pPr>
+              <w:spacing w:after="0" w:before="0"/>
+            </w:pPr>
+            <w:r>
+              <w:rPr>
+                <w:rFonts w:ascii="Arial" w:cs="Arial" w:eastAsia="Arial" w:hAnsi="Arial"/>
+                <w:b w:val="false"/>
+                <w:bCs w:val="false"/>
+                <w:color w:val="1A1A1A"/>
+                <w:sz w:val="19"/>
+                <w:szCs w:val="19"/>
+              </w:rPr>
+              <w:t xml:space="preserve"/>
+            </w:r>
+          </w:p>
+        </w:tc>
+        <w:tc>
+          <w:tcPr>
+            <w:tcW w:type="dxa" w:w="2410"/>
             <w:tcMar>
               <w:top w:type="dxa" w:w="70"/>
               <w:bottom w:type="dxa" w:w="70"/>
@@ -3212,13 +3226,9 @@
       </w:tr>
     </w:tbl>
     <w:p>
-      <w:r>
-        <w:br w:type="page"/>
-      </w:r>
-    </w:p>
-    <w:p>
       <w:pPr>
-        <w:spacing w:after="60" w:before="0"/>
+        <w:keepNext/>
+        <w:spacing w:after="60" w:before="680"/>
       </w:pPr>
       <w:r>
         <w:rPr>
@@ -3235,6 +3245,7 @@
     </w:p>
     <w:p>
       <w:pPr>
+        <w:keepNext/>
         <w:pBdr>
           <w:bottom w:val="single" w:color="1A1A1A" w:sz="6"/>
         </w:pBdr>
@@ -3247,6 +3258,7 @@
     <w:p>
       <w:pPr>
         <w:pStyle w:val="Heading2"/>
+        <w:keepNext/>
         <w:spacing w:after="160" w:before="320"/>
       </w:pPr>
       <w:r>
@@ -3275,6 +3287,7 @@
     <w:p>
       <w:pPr>
         <w:pStyle w:val="Heading3"/>
+        <w:keepNext/>
         <w:spacing w:after="100" w:before="240"/>
       </w:pPr>
       <w:r>
@@ -3307,6 +3320,7 @@
       </w:tblGrid>
       <w:tr>
         <w:trPr>
+          <w:cantSplit/>
           <w:tblHeader/>
         </w:trPr>
         <w:tc>
@@ -3367,6 +3381,10 @@
         </w:tc>
       </w:tr>
       <w:tr>
+        <w:trPr>
+          <w:cantSplit/>
+          <w:trHeight w:val="420" w:hRule="atLeast"/>
+        </w:trPr>
         <w:tc>
           <w:tcPr>
             <w:tcW w:type="dxa" w:w="3855"/>
@@ -3421,6 +3439,10 @@
         </w:tc>
       </w:tr>
       <w:tr>
+        <w:trPr>
+          <w:cantSplit/>
+          <w:trHeight w:val="420" w:hRule="atLeast"/>
+        </w:trPr>
         <w:tc>
           <w:tcPr>
             <w:tcW w:type="dxa" w:w="3855"/>
@@ -3475,6 +3497,10 @@
         </w:tc>
       </w:tr>
       <w:tr>
+        <w:trPr>
+          <w:cantSplit/>
+          <w:trHeight w:val="420" w:hRule="atLeast"/>
+        </w:trPr>
         <w:tc>
           <w:tcPr>
             <w:tcW w:type="dxa" w:w="3855"/>
@@ -3529,6 +3555,10 @@
         </w:tc>
       </w:tr>
       <w:tr>
+        <w:trPr>
+          <w:cantSplit/>
+          <w:trHeight w:val="420" w:hRule="atLeast"/>
+        </w:trPr>
         <w:tc>
           <w:tcPr>
             <w:tcW w:type="dxa" w:w="3855"/>
@@ -3583,6 +3613,10 @@
         </w:tc>
       </w:tr>
       <w:tr>
+        <w:trPr>
+          <w:cantSplit/>
+          <w:trHeight w:val="420" w:hRule="atLeast"/>
+        </w:trPr>
         <w:tc>
           <w:tcPr>
             <w:tcW w:type="dxa" w:w="3855"/>
@@ -3640,6 +3674,7 @@
     <w:p>
       <w:pPr>
         <w:pStyle w:val="Heading3"/>
+        <w:keepNext/>
         <w:spacing w:after="100" w:before="240"/>
       </w:pPr>
       <w:r>
@@ -3673,6 +3708,7 @@
       </w:tblGrid>
       <w:tr>
         <w:trPr>
+          <w:cantSplit/>
           <w:tblHeader/>
         </w:trPr>
         <w:tc>
@@ -3761,6 +3797,10 @@
         </w:tc>
       </w:tr>
       <w:tr>
+        <w:trPr>
+          <w:cantSplit/>
+          <w:trHeight w:val="420" w:hRule="atLeast"/>
+        </w:trPr>
         <w:tc>
           <w:tcPr>
             <w:tcW w:type="dxa" w:w="3277"/>
@@ -3841,6 +3881,10 @@
         </w:tc>
       </w:tr>
       <w:tr>
+        <w:trPr>
+          <w:cantSplit/>
+          <w:trHeight w:val="420" w:hRule="atLeast"/>
+        </w:trPr>
         <w:tc>
           <w:tcPr>
             <w:tcW w:type="dxa" w:w="3277"/>
@@ -3921,6 +3965,10 @@
         </w:tc>
       </w:tr>
       <w:tr>
+        <w:trPr>
+          <w:cantSplit/>
+          <w:trHeight w:val="420" w:hRule="atLeast"/>
+        </w:trPr>
         <w:tc>
           <w:tcPr>
             <w:tcW w:type="dxa" w:w="3277"/>
@@ -4001,6 +4049,10 @@
         </w:tc>
       </w:tr>
       <w:tr>
+        <w:trPr>
+          <w:cantSplit/>
+          <w:trHeight w:val="420" w:hRule="atLeast"/>
+        </w:trPr>
         <w:tc>
           <w:tcPr>
             <w:tcW w:type="dxa" w:w="3277"/>
@@ -4084,6 +4136,7 @@
     <w:p>
       <w:pPr>
         <w:pStyle w:val="Heading3"/>
+        <w:keepNext/>
         <w:spacing w:after="100" w:before="240"/>
       </w:pPr>
       <w:r>
@@ -4116,6 +4169,7 @@
       </w:tblGrid>
       <w:tr>
         <w:trPr>
+          <w:cantSplit/>
           <w:tblHeader/>
         </w:trPr>
         <w:tc>
@@ -4176,6 +4230,10 @@
         </w:tc>
       </w:tr>
       <w:tr>
+        <w:trPr>
+          <w:cantSplit/>
+          <w:trHeight w:val="420" w:hRule="atLeast"/>
+        </w:trPr>
         <w:tc>
           <w:tcPr>
             <w:tcW w:type="dxa" w:w="3855"/>
@@ -4230,6 +4288,10 @@
         </w:tc>
       </w:tr>
       <w:tr>
+        <w:trPr>
+          <w:cantSplit/>
+          <w:trHeight w:val="420" w:hRule="atLeast"/>
+        </w:trPr>
         <w:tc>
           <w:tcPr>
             <w:tcW w:type="dxa" w:w="3855"/>
@@ -4284,6 +4346,10 @@
         </w:tc>
       </w:tr>
       <w:tr>
+        <w:trPr>
+          <w:cantSplit/>
+          <w:trHeight w:val="420" w:hRule="atLeast"/>
+        </w:trPr>
         <w:tc>
           <w:tcPr>
             <w:tcW w:type="dxa" w:w="3855"/>
@@ -4338,6 +4404,10 @@
         </w:tc>
       </w:tr>
       <w:tr>
+        <w:trPr>
+          <w:cantSplit/>
+          <w:trHeight w:val="420" w:hRule="atLeast"/>
+        </w:trPr>
         <w:tc>
           <w:tcPr>
             <w:tcW w:type="dxa" w:w="3855"/>
@@ -4395,6 +4465,7 @@
     <w:p>
       <w:pPr>
         <w:pStyle w:val="Heading3"/>
+        <w:keepNext/>
         <w:spacing w:after="100" w:before="240"/>
       </w:pPr>
       <w:r>
@@ -4427,6 +4498,7 @@
       </w:tblGrid>
       <w:tr>
         <w:trPr>
+          <w:cantSplit/>
           <w:tblHeader/>
         </w:trPr>
         <w:tc>
@@ -4487,6 +4559,10 @@
         </w:tc>
       </w:tr>
       <w:tr>
+        <w:trPr>
+          <w:cantSplit/>
+          <w:trHeight w:val="420" w:hRule="atLeast"/>
+        </w:trPr>
         <w:tc>
           <w:tcPr>
             <w:tcW w:type="dxa" w:w="3855"/>
@@ -4541,6 +4617,10 @@
         </w:tc>
       </w:tr>
       <w:tr>
+        <w:trPr>
+          <w:cantSplit/>
+          <w:trHeight w:val="420" w:hRule="atLeast"/>
+        </w:trPr>
         <w:tc>
           <w:tcPr>
             <w:tcW w:type="dxa" w:w="3855"/>
@@ -4595,6 +4675,10 @@
         </w:tc>
       </w:tr>
       <w:tr>
+        <w:trPr>
+          <w:cantSplit/>
+          <w:trHeight w:val="420" w:hRule="atLeast"/>
+        </w:trPr>
         <w:tc>
           <w:tcPr>
             <w:tcW w:type="dxa" w:w="3855"/>
@@ -4649,6 +4733,10 @@
         </w:tc>
       </w:tr>
       <w:tr>
+        <w:trPr>
+          <w:cantSplit/>
+          <w:trHeight w:val="420" w:hRule="atLeast"/>
+        </w:trPr>
         <w:tc>
           <w:tcPr>
             <w:tcW w:type="dxa" w:w="3855"/>
@@ -4704,13 +4792,9 @@
       </w:tr>
     </w:tbl>
     <w:p>
-      <w:r>
-        <w:br w:type="page"/>
-      </w:r>
-    </w:p>
-    <w:p>
       <w:pPr>
-        <w:spacing w:after="60" w:before="0"/>
+        <w:keepNext/>
+        <w:spacing w:after="60" w:before="680"/>
       </w:pPr>
       <w:r>
         <w:rPr>
@@ -4727,6 +4811,7 @@
     </w:p>
     <w:p>
       <w:pPr>
+        <w:keepNext/>
         <w:pBdr>
           <w:bottom w:val="single" w:color="1A1A1A" w:sz="6"/>
         </w:pBdr>
@@ -4739,6 +4824,7 @@
     <w:p>
       <w:pPr>
         <w:pStyle w:val="Heading2"/>
+        <w:keepNext/>
         <w:spacing w:after="160" w:before="320"/>
       </w:pPr>
       <w:r>
@@ -4767,6 +4853,7 @@
     <w:p>
       <w:pPr>
         <w:pStyle w:val="Heading3"/>
+        <w:keepNext/>
         <w:spacing w:after="100" w:before="240"/>
       </w:pPr>
       <w:r>
@@ -4801,6 +4888,7 @@
       </w:tblGrid>
       <w:tr>
         <w:trPr>
+          <w:cantSplit/>
           <w:tblHeader/>
         </w:trPr>
         <w:tc>
@@ -4917,6 +5005,10 @@
         </w:tc>
       </w:tr>
       <w:tr>
+        <w:trPr>
+          <w:cantSplit/>
+          <w:trHeight w:val="420" w:hRule="atLeast"/>
+        </w:trPr>
         <w:tc>
           <w:tcPr>
             <w:tcW w:type="dxa" w:w="2410"/>
@@ -5023,6 +5115,10 @@
         </w:tc>
       </w:tr>
       <w:tr>
+        <w:trPr>
+          <w:cantSplit/>
+          <w:trHeight w:val="420" w:hRule="atLeast"/>
+        </w:trPr>
         <w:tc>
           <w:tcPr>
             <w:tcW w:type="dxa" w:w="2410"/>
@@ -5129,6 +5225,10 @@
         </w:tc>
       </w:tr>
       <w:tr>
+        <w:trPr>
+          <w:cantSplit/>
+          <w:trHeight w:val="420" w:hRule="atLeast"/>
+        </w:trPr>
         <w:tc>
           <w:tcPr>
             <w:tcW w:type="dxa" w:w="2410"/>
@@ -5235,6 +5335,10 @@
         </w:tc>
       </w:tr>
       <w:tr>
+        <w:trPr>
+          <w:cantSplit/>
+          <w:trHeight w:val="420" w:hRule="atLeast"/>
+        </w:trPr>
         <w:tc>
           <w:tcPr>
             <w:tcW w:type="dxa" w:w="2410"/>
@@ -5344,6 +5448,7 @@
     <w:p>
       <w:pPr>
         <w:pStyle w:val="Heading3"/>
+        <w:keepNext/>
         <w:spacing w:after="100" w:before="240"/>
       </w:pPr>
       <w:r>
@@ -5378,6 +5483,7 @@
       </w:tblGrid>
       <w:tr>
         <w:trPr>
+          <w:cantSplit/>
           <w:tblHeader/>
         </w:trPr>
         <w:tc>
@@ -5494,6 +5600,10 @@
         </w:tc>
       </w:tr>
       <w:tr>
+        <w:trPr>
+          <w:cantSplit/>
+          <w:trHeight w:val="420" w:hRule="atLeast"/>
+        </w:trPr>
         <w:tc>
           <w:tcPr>
             <w:tcW w:type="dxa" w:w="2506"/>
@@ -5600,6 +5710,10 @@
         </w:tc>
       </w:tr>
       <w:tr>
+        <w:trPr>
+          <w:cantSplit/>
+          <w:trHeight w:val="420" w:hRule="atLeast"/>
+        </w:trPr>
         <w:tc>
           <w:tcPr>
             <w:tcW w:type="dxa" w:w="2506"/>
@@ -5706,6 +5820,10 @@
         </w:tc>
       </w:tr>
       <w:tr>
+        <w:trPr>
+          <w:cantSplit/>
+          <w:trHeight w:val="420" w:hRule="atLeast"/>
+        </w:trPr>
         <w:tc>
           <w:tcPr>
             <w:tcW w:type="dxa" w:w="2506"/>
@@ -5812,6 +5930,10 @@
         </w:tc>
       </w:tr>
       <w:tr>
+        <w:trPr>
+          <w:cantSplit/>
+          <w:trHeight w:val="420" w:hRule="atLeast"/>
+        </w:trPr>
         <w:tc>
           <w:tcPr>
             <w:tcW w:type="dxa" w:w="2506"/>
@@ -5921,6 +6043,7 @@
     <w:p>
       <w:pPr>
         <w:pStyle w:val="Heading3"/>
+        <w:keepNext/>
         <w:spacing w:after="100" w:before="240"/>
       </w:pPr>
       <w:r>
@@ -5953,6 +6076,7 @@
       </w:tblGrid>
       <w:tr>
         <w:trPr>
+          <w:cantSplit/>
           <w:tblHeader/>
         </w:trPr>
         <w:tc>
@@ -6013,6 +6137,10 @@
         </w:tc>
       </w:tr>
       <w:tr>
+        <w:trPr>
+          <w:cantSplit/>
+          <w:trHeight w:val="420" w:hRule="atLeast"/>
+        </w:trPr>
         <w:tc>
           <w:tcPr>
             <w:tcW w:type="dxa" w:w="4819"/>
@@ -6067,6 +6195,10 @@
         </w:tc>
       </w:tr>
       <w:tr>
+        <w:trPr>
+          <w:cantSplit/>
+          <w:trHeight w:val="420" w:hRule="atLeast"/>
+        </w:trPr>
         <w:tc>
           <w:tcPr>
             <w:tcW w:type="dxa" w:w="4819"/>
@@ -6121,6 +6253,10 @@
         </w:tc>
       </w:tr>
       <w:tr>
+        <w:trPr>
+          <w:cantSplit/>
+          <w:trHeight w:val="420" w:hRule="atLeast"/>
+        </w:trPr>
         <w:tc>
           <w:tcPr>
             <w:tcW w:type="dxa" w:w="4819"/>
@@ -6175,6 +6311,10 @@
         </w:tc>
       </w:tr>
       <w:tr>
+        <w:trPr>
+          <w:cantSplit/>
+          <w:trHeight w:val="420" w:hRule="atLeast"/>
+        </w:trPr>
         <w:tc>
           <w:tcPr>
             <w:tcW w:type="dxa" w:w="4819"/>
@@ -6230,13 +6370,9 @@
       </w:tr>
     </w:tbl>
     <w:p>
-      <w:r>
-        <w:br w:type="page"/>
-      </w:r>
-    </w:p>
-    <w:p>
       <w:pPr>
-        <w:spacing w:after="60" w:before="0"/>
+        <w:keepNext/>
+        <w:spacing w:after="60" w:before="680"/>
       </w:pPr>
       <w:r>
         <w:rPr>
@@ -6253,6 +6389,7 @@
     </w:p>
     <w:p>
       <w:pPr>
+        <w:keepNext/>
         <w:pBdr>
           <w:bottom w:val="single" w:color="1A1A1A" w:sz="6"/>
         </w:pBdr>
@@ -6265,6 +6402,7 @@
     <w:p>
       <w:pPr>
         <w:pStyle w:val="Heading2"/>
+        <w:keepNext/>
         <w:spacing w:after="160" w:before="320"/>
       </w:pPr>
       <w:r>
@@ -6309,6 +6447,7 @@
       </w:tblGrid>
       <w:tr>
         <w:trPr>
+          <w:cantSplit/>
           <w:tblHeader/>
         </w:trPr>
         <w:tc>
@@ -6397,6 +6536,10 @@
         </w:tc>
       </w:tr>
       <w:tr>
+        <w:trPr>
+          <w:cantSplit/>
+          <w:trHeight w:val="420" w:hRule="atLeast"/>
+        </w:trPr>
         <w:tc>
           <w:tcPr>
             <w:tcW w:type="dxa" w:w="3277"/>
@@ -6477,6 +6620,10 @@
         </w:tc>
       </w:tr>
       <w:tr>
+        <w:trPr>
+          <w:cantSplit/>
+          <w:trHeight w:val="420" w:hRule="atLeast"/>
+        </w:trPr>
         <w:tc>
           <w:tcPr>
             <w:tcW w:type="dxa" w:w="3277"/>
@@ -6557,6 +6704,10 @@
         </w:tc>
       </w:tr>
       <w:tr>
+        <w:trPr>
+          <w:cantSplit/>
+          <w:trHeight w:val="420" w:hRule="atLeast"/>
+        </w:trPr>
         <w:tc>
           <w:tcPr>
             <w:tcW w:type="dxa" w:w="3277"/>
@@ -6640,6 +6791,7 @@
     <w:p>
       <w:pPr>
         <w:pStyle w:val="Heading3"/>
+        <w:keepNext/>
         <w:spacing w:after="100" w:before="240"/>
       </w:pPr>
       <w:r>
@@ -6672,6 +6824,7 @@
       </w:tblGrid>
       <w:tr>
         <w:trPr>
+          <w:cantSplit/>
           <w:tblHeader/>
         </w:trPr>
         <w:tc>
@@ -6732,6 +6885,10 @@
         </w:tc>
       </w:tr>
       <w:tr>
+        <w:trPr>
+          <w:cantSplit/>
+          <w:trHeight w:val="420" w:hRule="atLeast"/>
+        </w:trPr>
         <w:tc>
           <w:tcPr>
             <w:tcW w:type="dxa" w:w="3855"/>
@@ -6786,6 +6943,10 @@
         </w:tc>
       </w:tr>
       <w:tr>
+        <w:trPr>
+          <w:cantSplit/>
+          <w:trHeight w:val="420" w:hRule="atLeast"/>
+        </w:trPr>
         <w:tc>
           <w:tcPr>
             <w:tcW w:type="dxa" w:w="3855"/>
@@ -6840,6 +7001,10 @@
         </w:tc>
       </w:tr>
       <w:tr>
+        <w:trPr>
+          <w:cantSplit/>
+          <w:trHeight w:val="420" w:hRule="atLeast"/>
+        </w:trPr>
         <w:tc>
           <w:tcPr>
             <w:tcW w:type="dxa" w:w="3855"/>
@@ -6894,6 +7059,10 @@
         </w:tc>
       </w:tr>
       <w:tr>
+        <w:trPr>
+          <w:cantSplit/>
+          <w:trHeight w:val="420" w:hRule="atLeast"/>
+        </w:trPr>
         <w:tc>
           <w:tcPr>
             <w:tcW w:type="dxa" w:w="3855"/>
@@ -6951,6 +7120,7 @@
     <w:p>
       <w:pPr>
         <w:pStyle w:val="Heading2"/>
+        <w:keepNext/>
         <w:spacing w:after="160" w:before="320"/>
       </w:pPr>
       <w:r>
@@ -6996,6 +7166,7 @@
       </w:tblGrid>
       <w:tr>
         <w:trPr>
+          <w:cantSplit/>
           <w:tblHeader/>
         </w:trPr>
         <w:tc>
@@ -7112,6 +7283,10 @@
         </w:tc>
       </w:tr>
       <w:tr>
+        <w:trPr>
+          <w:cantSplit/>
+          <w:trHeight w:val="420" w:hRule="atLeast"/>
+        </w:trPr>
         <w:tc>
           <w:tcPr>
             <w:tcW w:type="dxa" w:w="3277"/>
@@ -7218,6 +7393,10 @@
         </w:tc>
       </w:tr>
       <w:tr>
+        <w:trPr>
+          <w:cantSplit/>
+          <w:trHeight w:val="420" w:hRule="atLeast"/>
+        </w:trPr>
         <w:tc>
           <w:tcPr>
             <w:tcW w:type="dxa" w:w="3277"/>
@@ -7324,6 +7503,10 @@
         </w:tc>
       </w:tr>
       <w:tr>
+        <w:trPr>
+          <w:cantSplit/>
+          <w:trHeight w:val="420" w:hRule="atLeast"/>
+        </w:trPr>
         <w:tc>
           <w:tcPr>
             <w:tcW w:type="dxa" w:w="3277"/>
@@ -7430,6 +7613,10 @@
         </w:tc>
       </w:tr>
       <w:tr>
+        <w:trPr>
+          <w:cantSplit/>
+          <w:trHeight w:val="420" w:hRule="atLeast"/>
+        </w:trPr>
         <w:tc>
           <w:tcPr>
             <w:tcW w:type="dxa" w:w="3277"/>
@@ -7536,6 +7723,10 @@
         </w:tc>
       </w:tr>
       <w:tr>
+        <w:trPr>
+          <w:cantSplit/>
+          <w:trHeight w:val="420" w:hRule="atLeast"/>
+        </w:trPr>
         <w:tc>
           <w:tcPr>
             <w:tcW w:type="dxa" w:w="3277"/>
@@ -7642,6 +7833,10 @@
         </w:tc>
       </w:tr>
       <w:tr>
+        <w:trPr>
+          <w:cantSplit/>
+          <w:trHeight w:val="420" w:hRule="atLeast"/>
+        </w:trPr>
         <w:tc>
           <w:tcPr>
             <w:tcW w:type="dxa" w:w="3277"/>
@@ -7751,6 +7946,7 @@
     <w:p>
       <w:pPr>
         <w:pStyle w:val="Heading3"/>
+        <w:keepNext/>
         <w:spacing w:after="100" w:before="240"/>
       </w:pPr>
       <w:r>
@@ -7783,6 +7979,7 @@
       </w:tblGrid>
       <w:tr>
         <w:trPr>
+          <w:cantSplit/>
           <w:tblHeader/>
         </w:trPr>
         <w:tc>
@@ -7843,6 +8040,10 @@
         </w:tc>
       </w:tr>
       <w:tr>
+        <w:trPr>
+          <w:cantSplit/>
+          <w:trHeight w:val="420" w:hRule="atLeast"/>
+        </w:trPr>
         <w:tc>
           <w:tcPr>
             <w:tcW w:type="dxa" w:w="3855"/>
@@ -7897,6 +8098,10 @@
         </w:tc>
       </w:tr>
       <w:tr>
+        <w:trPr>
+          <w:cantSplit/>
+          <w:trHeight w:val="420" w:hRule="atLeast"/>
+        </w:trPr>
         <w:tc>
           <w:tcPr>
             <w:tcW w:type="dxa" w:w="3855"/>
@@ -7951,6 +8156,10 @@
         </w:tc>
       </w:tr>
       <w:tr>
+        <w:trPr>
+          <w:cantSplit/>
+          <w:trHeight w:val="420" w:hRule="atLeast"/>
+        </w:trPr>
         <w:tc>
           <w:tcPr>
             <w:tcW w:type="dxa" w:w="3855"/>
@@ -8005,6 +8214,10 @@
         </w:tc>
       </w:tr>
       <w:tr>
+        <w:trPr>
+          <w:cantSplit/>
+          <w:trHeight w:val="420" w:hRule="atLeast"/>
+        </w:trPr>
         <w:tc>
           <w:tcPr>
             <w:tcW w:type="dxa" w:w="3855"/>
@@ -8062,6 +8275,7 @@
     <w:p>
       <w:pPr>
         <w:pStyle w:val="Heading3"/>
+        <w:keepNext/>
         <w:spacing w:after="100" w:before="240"/>
       </w:pPr>
       <w:r>
@@ -8089,18 +8303,19 @@
         </w:tblBorders>
       </w:tblPr>
       <w:tblGrid>
+        <w:gridCol w:w="2120"/>
+        <w:gridCol w:w="2988"/>
         <w:gridCol w:w="2410"/>
-        <w:gridCol w:w="2410"/>
-        <w:gridCol w:w="2410"/>
-        <w:gridCol w:w="2408"/>
+        <w:gridCol w:w="2120"/>
       </w:tblGrid>
       <w:tr>
         <w:trPr>
+          <w:cantSplit/>
           <w:tblHeader/>
         </w:trPr>
         <w:tc>
           <w:tcPr>
-            <w:tcW w:type="dxa" w:w="2410"/>
+            <w:tcW w:type="dxa" w:w="2120"/>
             <w:shd w:fill="F2F0ED" w:color="auto" w:val="clear"/>
             <w:tcMar>
               <w:top w:type="dxa" w:w="70"/>
@@ -8128,7 +8343,7 @@
         </w:tc>
         <w:tc>
           <w:tcPr>
-            <w:tcW w:type="dxa" w:w="2410"/>
+            <w:tcW w:type="dxa" w:w="2988"/>
             <w:shd w:fill="F2F0ED" w:color="auto" w:val="clear"/>
             <w:tcMar>
               <w:top w:type="dxa" w:w="70"/>
@@ -8184,7 +8399,7 @@
         </w:tc>
         <w:tc>
           <w:tcPr>
-            <w:tcW w:type="dxa" w:w="2408"/>
+            <w:tcW w:type="dxa" w:w="2120"/>
             <w:shd w:fill="F2F0ED" w:color="auto" w:val="clear"/>
             <w:tcMar>
               <w:top w:type="dxa" w:w="70"/>
@@ -8212,6 +8427,62 @@
         </w:tc>
       </w:tr>
       <w:tr>
+        <w:trPr>
+          <w:cantSplit/>
+          <w:trHeight w:val="420" w:hRule="atLeast"/>
+        </w:trPr>
+        <w:tc>
+          <w:tcPr>
+            <w:tcW w:type="dxa" w:w="2120"/>
+            <w:tcMar>
+              <w:top w:type="dxa" w:w="70"/>
+              <w:bottom w:type="dxa" w:w="70"/>
+              <w:right w:type="dxa" w:w="120"/>
+            </w:tcMar>
+          </w:tcPr>
+          <w:p>
+            <w:pPr>
+              <w:spacing w:after="0" w:before="0"/>
+            </w:pPr>
+            <w:r>
+              <w:rPr>
+                <w:rFonts w:ascii="Arial" w:cs="Arial" w:eastAsia="Arial" w:hAnsi="Arial"/>
+                <w:b w:val="false"/>
+                <w:bCs w:val="false"/>
+                <w:color w:val="1A1A1A"/>
+                <w:sz w:val="19"/>
+                <w:szCs w:val="19"/>
+              </w:rPr>
+              <w:t xml:space="preserve"/>
+            </w:r>
+          </w:p>
+        </w:tc>
+        <w:tc>
+          <w:tcPr>
+            <w:tcW w:type="dxa" w:w="2988"/>
+            <w:tcMar>
+              <w:top w:type="dxa" w:w="70"/>
+              <w:bottom w:type="dxa" w:w="70"/>
+              <w:right w:type="dxa" w:w="120"/>
+            </w:tcMar>
+          </w:tcPr>
+          <w:p>
+            <w:pPr>
+              <w:spacing w:after="0" w:before="0"/>
+            </w:pPr>
+            <w:r>
+              <w:rPr>
+                <w:rFonts w:ascii="Arial" w:cs="Arial" w:eastAsia="Arial" w:hAnsi="Arial"/>
+                <w:b w:val="false"/>
+                <w:bCs w:val="false"/>
+                <w:color w:val="1A1A1A"/>
+                <w:sz w:val="19"/>
+                <w:szCs w:val="19"/>
+              </w:rPr>
+              <w:t xml:space="preserve"/>
+            </w:r>
+          </w:p>
+        </w:tc>
         <w:tc>
           <w:tcPr>
             <w:tcW w:type="dxa" w:w="2410"/>
@@ -8240,59 +8511,7 @@
         </w:tc>
         <w:tc>
           <w:tcPr>
-            <w:tcW w:type="dxa" w:w="2410"/>
-            <w:tcMar>
-              <w:top w:type="dxa" w:w="70"/>
-              <w:bottom w:type="dxa" w:w="70"/>
-              <w:right w:type="dxa" w:w="120"/>
-            </w:tcMar>
-          </w:tcPr>
-          <w:p>
-            <w:pPr>
-              <w:spacing w:after="0" w:before="0"/>
-            </w:pPr>
-            <w:r>
-              <w:rPr>
-                <w:rFonts w:ascii="Arial" w:cs="Arial" w:eastAsia="Arial" w:hAnsi="Arial"/>
-                <w:b w:val="false"/>
-                <w:bCs w:val="false"/>
-                <w:color w:val="1A1A1A"/>
-                <w:sz w:val="19"/>
-                <w:szCs w:val="19"/>
-              </w:rPr>
-              <w:t xml:space="preserve"/>
-            </w:r>
-          </w:p>
-        </w:tc>
-        <w:tc>
-          <w:tcPr>
-            <w:tcW w:type="dxa" w:w="2410"/>
-            <w:tcMar>
-              <w:top w:type="dxa" w:w="70"/>
-              <w:bottom w:type="dxa" w:w="70"/>
-              <w:right w:type="dxa" w:w="120"/>
-            </w:tcMar>
-          </w:tcPr>
-          <w:p>
-            <w:pPr>
-              <w:spacing w:after="0" w:before="0"/>
-            </w:pPr>
-            <w:r>
-              <w:rPr>
-                <w:rFonts w:ascii="Arial" w:cs="Arial" w:eastAsia="Arial" w:hAnsi="Arial"/>
-                <w:b w:val="false"/>
-                <w:bCs w:val="false"/>
-                <w:color w:val="1A1A1A"/>
-                <w:sz w:val="19"/>
-                <w:szCs w:val="19"/>
-              </w:rPr>
-              <w:t xml:space="preserve"/>
-            </w:r>
-          </w:p>
-        </w:tc>
-        <w:tc>
-          <w:tcPr>
-            <w:tcW w:type="dxa" w:w="2408"/>
+            <w:tcW w:type="dxa" w:w="2120"/>
             <w:tcMar>
               <w:top w:type="dxa" w:w="70"/>
               <w:bottom w:type="dxa" w:w="70"/>
